--- a/docs/manuals/03_ETIS_Engineering_Studio_Architecture_and_Detailed_Design.docx
+++ b/docs/manuals/03_ETIS_Engineering_Studio_Architecture_and_Detailed_Design.docx
@@ -20,6 +20,10 @@
         <w:pStyle w:val="Title"/>
       </w:pPr>
       <w:r>
+        <w:rPr>
+          <w:color w:val="000000"/>
+          <w:u w:val="none"/>
+        </w:rPr>
         <w:t>Architecture &amp; Detailed Design</w:t>
       </w:r>
     </w:p>
@@ -29,6 +33,11 @@
       </w:pPr>
       <w:r>
         <w:t>Product architecture, trust boundaries, course model, evidence pipeline, review orchestration, security, lifecycle, and Azure production design</w:t>
+      </w:r>
+    </w:p>
+    <w:p>
+      <w:r>
+        <w:t>v0.18.0 manual edition. Software release candidate; publication follows deployment acceptance.</w:t>
       </w:r>
     </w:p>
     <w:tbl>
@@ -41,6 +50,10 @@
         <w:gridCol w:w="5083"/>
       </w:tblGrid>
       <w:tr>
+        <w:trPr>
+          <w:tblHeader/>
+          <w:cantSplit/>
+        </w:trPr>
         <w:tc>
           <w:tcPr>
             <w:tcW w:type="dxa" w:w="5083"/>
@@ -53,6 +66,9 @@
             </w:tcMar>
           </w:tcPr>
           <w:p>
+            <w:pPr>
+              <w:keepNext w:val="0"/>
+            </w:pPr>
             <w:r>
               <w:rPr>
                 <w:b/>
@@ -72,6 +88,9 @@
             </w:tcMar>
           </w:tcPr>
           <w:p>
+            <w:pPr>
+              <w:keepNext w:val="0"/>
+            </w:pPr>
             <w:r>
               <w:t>Engineering maintainers, security reviewers, architects, course-platform owners, advanced operators</w:t>
             </w:r>
@@ -79,6 +98,9 @@
         </w:tc>
       </w:tr>
       <w:tr>
+        <w:trPr>
+          <w:cantSplit/>
+        </w:trPr>
         <w:tc>
           <w:tcPr>
             <w:tcW w:type="dxa" w:w="5083"/>
@@ -91,6 +113,9 @@
             </w:tcMar>
           </w:tcPr>
           <w:p>
+            <w:pPr>
+              <w:keepNext w:val="0"/>
+            </w:pPr>
             <w:r>
               <w:rPr>
                 <w:b/>
@@ -110,6 +135,9 @@
             </w:tcMar>
           </w:tcPr>
           <w:p>
+            <w:pPr>
+              <w:keepNext w:val="0"/>
+            </w:pPr>
             <w:r>
               <w:t>Explain why Studio is built the way it is and define the invariants future changes must preserve.</w:t>
             </w:r>
@@ -117,6 +145,9 @@
         </w:tc>
       </w:tr>
       <w:tr>
+        <w:trPr>
+          <w:cantSplit/>
+        </w:trPr>
         <w:tc>
           <w:tcPr>
             <w:tcW w:type="dxa" w:w="5083"/>
@@ -129,6 +160,9 @@
             </w:tcMar>
           </w:tcPr>
           <w:p>
+            <w:pPr>
+              <w:keepNext w:val="0"/>
+            </w:pPr>
             <w:r>
               <w:rPr>
                 <w:b/>
@@ -148,6 +182,9 @@
             </w:tcMar>
           </w:tcPr>
           <w:p>
+            <w:pPr>
+              <w:keepNext w:val="0"/>
+            </w:pPr>
             <w:r>
               <w:t>COMP 330/474 Software Engineering • Fall 2026</w:t>
             </w:r>
@@ -155,6 +192,9 @@
         </w:tc>
       </w:tr>
       <w:tr>
+        <w:trPr>
+          <w:cantSplit/>
+        </w:trPr>
         <w:tc>
           <w:tcPr>
             <w:tcW w:type="dxa" w:w="5083"/>
@@ -167,6 +207,9 @@
             </w:tcMar>
           </w:tcPr>
           <w:p>
+            <w:pPr>
+              <w:keepNext w:val="0"/>
+            </w:pPr>
             <w:r>
               <w:rPr>
                 <w:b/>
@@ -186,6 +229,9 @@
             </w:tcMar>
           </w:tcPr>
           <w:p>
+            <w:pPr>
+              <w:keepNext w:val="0"/>
+            </w:pPr>
             <w:r>
               <w:t>https://simulator.etisframework.org</w:t>
             </w:r>
@@ -193,6 +239,9 @@
         </w:tc>
       </w:tr>
       <w:tr>
+        <w:trPr>
+          <w:cantSplit/>
+        </w:trPr>
         <w:tc>
           <w:tcPr>
             <w:tcW w:type="dxa" w:w="5083"/>
@@ -205,6 +254,9 @@
             </w:tcMar>
           </w:tcPr>
           <w:p>
+            <w:pPr>
+              <w:keepNext w:val="0"/>
+            </w:pPr>
             <w:r>
               <w:rPr>
                 <w:b/>
@@ -224,8 +276,11 @@
             </w:tcMar>
           </w:tcPr>
           <w:p>
+            <w:pPr>
+              <w:keepNext w:val="0"/>
+            </w:pPr>
             <w:r>
-              <w:t>Production Baseline — August 2026 • August 23, 2026</w:t>
+              <w:t>v0.18.0 • October 2, 2026</w:t>
             </w:r>
           </w:p>
         </w:tc>
@@ -241,6 +296,10 @@
         <w:gridCol w:w="10166"/>
       </w:tblGrid>
       <w:tr>
+        <w:trPr>
+          <w:tblHeader/>
+          <w:cantSplit/>
+        </w:trPr>
         <w:tc>
           <w:tcPr>
             <w:tcW w:type="dxa" w:w="10166"/>
@@ -253,6 +312,9 @@
             </w:tcMar>
           </w:tcPr>
           <w:p>
+            <w:pPr>
+              <w:keepNext w:val="0"/>
+            </w:pPr>
             <w:r>
               <w:rPr>
                 <w:b/>
@@ -527,6 +589,7 @@
     </w:p>
     <w:p>
       <w:pPr>
+        <w:keepNext/>
         <w:jc w:val="center"/>
       </w:pPr>
       <w:r>
@@ -567,10 +630,15 @@
     <w:p>
       <w:pPr>
         <w:pStyle w:val="ETISCaption"/>
+        <w:keepNext w:val="0"/>
+        <w:keepLines/>
         <w:jc w:val="center"/>
       </w:pPr>
       <w:r>
         <w:t>Figure 1. Logical architecture. Deterministic policy and frozen evidence remain authoritative; AI is advisory.</w:t>
+      </w:r>
+      <w:r>
+        <w:t xml:space="preserve"> Historical reference figure; current text governs.</w:t>
       </w:r>
     </w:p>
     <w:tbl>
@@ -582,6 +650,10 @@
         <w:gridCol w:w="10166"/>
       </w:tblGrid>
       <w:tr>
+        <w:trPr>
+          <w:tblHeader/>
+          <w:cantSplit/>
+        </w:trPr>
         <w:tc>
           <w:tcPr>
             <w:tcW w:type="dxa" w:w="10166"/>
@@ -594,6 +666,9 @@
             </w:tcMar>
           </w:tcPr>
           <w:p>
+            <w:pPr>
+              <w:keepNext w:val="0"/>
+            </w:pPr>
             <w:r>
               <w:rPr>
                 <w:b/>
@@ -770,6 +845,7 @@
         <w:trPr>
           <w:tblHeader w:val="true"/>
           <w:cantSplit/>
+          <w:tblHeader/>
         </w:trPr>
         <w:tc>
           <w:tcPr>
@@ -783,6 +859,9 @@
             </w:tcMar>
           </w:tcPr>
           <w:p>
+            <w:pPr>
+              <w:keepNext w:val="0"/>
+            </w:pPr>
             <w:r>
               <w:rPr>
                 <w:b/>
@@ -805,6 +884,9 @@
             </w:tcMar>
           </w:tcPr>
           <w:p>
+            <w:pPr>
+              <w:keepNext w:val="0"/>
+            </w:pPr>
             <w:r>
               <w:rPr>
                 <w:b/>
@@ -831,6 +913,9 @@
             </w:tcMar>
           </w:tcPr>
           <w:p>
+            <w:pPr>
+              <w:keepNext w:val="0"/>
+            </w:pPr>
             <w:r>
               <w:rPr>
                 <w:sz w:val="18"/>
@@ -850,6 +935,9 @@
             </w:tcMar>
           </w:tcPr>
           <w:p>
+            <w:pPr>
+              <w:keepNext w:val="0"/>
+            </w:pPr>
             <w:r>
               <w:rPr>
                 <w:sz w:val="18"/>
@@ -874,6 +962,9 @@
             </w:tcMar>
           </w:tcPr>
           <w:p>
+            <w:pPr>
+              <w:keepNext w:val="0"/>
+            </w:pPr>
             <w:r>
               <w:rPr>
                 <w:sz w:val="18"/>
@@ -893,6 +984,9 @@
             </w:tcMar>
           </w:tcPr>
           <w:p>
+            <w:pPr>
+              <w:keepNext w:val="0"/>
+            </w:pPr>
             <w:r>
               <w:rPr>
                 <w:sz w:val="18"/>
@@ -917,6 +1011,9 @@
             </w:tcMar>
           </w:tcPr>
           <w:p>
+            <w:pPr>
+              <w:keepNext w:val="0"/>
+            </w:pPr>
             <w:r>
               <w:rPr>
                 <w:sz w:val="18"/>
@@ -936,6 +1033,9 @@
             </w:tcMar>
           </w:tcPr>
           <w:p>
+            <w:pPr>
+              <w:keepNext w:val="0"/>
+            </w:pPr>
             <w:r>
               <w:rPr>
                 <w:sz w:val="18"/>
@@ -960,6 +1060,9 @@
             </w:tcMar>
           </w:tcPr>
           <w:p>
+            <w:pPr>
+              <w:keepNext w:val="0"/>
+            </w:pPr>
             <w:r>
               <w:rPr>
                 <w:sz w:val="18"/>
@@ -979,6 +1082,9 @@
             </w:tcMar>
           </w:tcPr>
           <w:p>
+            <w:pPr>
+              <w:keepNext w:val="0"/>
+            </w:pPr>
             <w:r>
               <w:rPr>
                 <w:sz w:val="18"/>
@@ -1003,6 +1109,9 @@
             </w:tcMar>
           </w:tcPr>
           <w:p>
+            <w:pPr>
+              <w:keepNext w:val="0"/>
+            </w:pPr>
             <w:r>
               <w:rPr>
                 <w:sz w:val="18"/>
@@ -1022,6 +1131,9 @@
             </w:tcMar>
           </w:tcPr>
           <w:p>
+            <w:pPr>
+              <w:keepNext w:val="0"/>
+            </w:pPr>
             <w:r>
               <w:rPr>
                 <w:sz w:val="18"/>
@@ -1046,6 +1158,9 @@
             </w:tcMar>
           </w:tcPr>
           <w:p>
+            <w:pPr>
+              <w:keepNext w:val="0"/>
+            </w:pPr>
             <w:r>
               <w:rPr>
                 <w:sz w:val="18"/>
@@ -1065,6 +1180,9 @@
             </w:tcMar>
           </w:tcPr>
           <w:p>
+            <w:pPr>
+              <w:keepNext w:val="0"/>
+            </w:pPr>
             <w:r>
               <w:rPr>
                 <w:sz w:val="18"/>
@@ -1089,6 +1207,9 @@
             </w:tcMar>
           </w:tcPr>
           <w:p>
+            <w:pPr>
+              <w:keepNext w:val="0"/>
+            </w:pPr>
             <w:r>
               <w:rPr>
                 <w:sz w:val="18"/>
@@ -1108,6 +1229,9 @@
             </w:tcMar>
           </w:tcPr>
           <w:p>
+            <w:pPr>
+              <w:keepNext w:val="0"/>
+            </w:pPr>
             <w:r>
               <w:rPr>
                 <w:sz w:val="18"/>
@@ -1138,6 +1262,7 @@
     </w:p>
     <w:p>
       <w:pPr>
+        <w:keepNext/>
         <w:jc w:val="center"/>
       </w:pPr>
       <w:r>
@@ -1178,10 +1303,15 @@
     <w:p>
       <w:pPr>
         <w:pStyle w:val="ETISCaption"/>
+        <w:keepNext w:val="0"/>
+        <w:keepLines/>
         <w:jc w:val="center"/>
       </w:pPr>
       <w:r>
         <w:t>Figure 2. Identity, authorization, and repository trust are separate boundaries that converge only at protected action/evidence boundaries.</w:t>
+      </w:r>
+      <w:r>
+        <w:t xml:space="preserve"> Historical reference figure; current text governs.</w:t>
       </w:r>
     </w:p>
     <w:tbl>
@@ -1199,6 +1329,7 @@
         <w:trPr>
           <w:tblHeader w:val="true"/>
           <w:cantSplit/>
+          <w:tblHeader/>
         </w:trPr>
         <w:tc>
           <w:tcPr>
@@ -1212,6 +1343,9 @@
             </w:tcMar>
           </w:tcPr>
           <w:p>
+            <w:pPr>
+              <w:keepNext w:val="0"/>
+            </w:pPr>
             <w:r>
               <w:rPr>
                 <w:b/>
@@ -1234,6 +1368,9 @@
             </w:tcMar>
           </w:tcPr>
           <w:p>
+            <w:pPr>
+              <w:keepNext w:val="0"/>
+            </w:pPr>
             <w:r>
               <w:rPr>
                 <w:b/>
@@ -1260,6 +1397,9 @@
             </w:tcMar>
           </w:tcPr>
           <w:p>
+            <w:pPr>
+              <w:keepNext w:val="0"/>
+            </w:pPr>
             <w:r>
               <w:rPr>
                 <w:sz w:val="18"/>
@@ -1279,6 +1419,9 @@
             </w:tcMar>
           </w:tcPr>
           <w:p>
+            <w:pPr>
+              <w:keepNext w:val="0"/>
+            </w:pPr>
             <w:r>
               <w:rPr>
                 <w:sz w:val="18"/>
@@ -1303,6 +1446,9 @@
             </w:tcMar>
           </w:tcPr>
           <w:p>
+            <w:pPr>
+              <w:keepNext w:val="0"/>
+            </w:pPr>
             <w:r>
               <w:rPr>
                 <w:sz w:val="18"/>
@@ -1322,6 +1468,9 @@
             </w:tcMar>
           </w:tcPr>
           <w:p>
+            <w:pPr>
+              <w:keepNext w:val="0"/>
+            </w:pPr>
             <w:r>
               <w:rPr>
                 <w:sz w:val="18"/>
@@ -1346,6 +1495,9 @@
             </w:tcMar>
           </w:tcPr>
           <w:p>
+            <w:pPr>
+              <w:keepNext w:val="0"/>
+            </w:pPr>
             <w:r>
               <w:rPr>
                 <w:sz w:val="18"/>
@@ -1365,6 +1517,9 @@
             </w:tcMar>
           </w:tcPr>
           <w:p>
+            <w:pPr>
+              <w:keepNext w:val="0"/>
+            </w:pPr>
             <w:r>
               <w:rPr>
                 <w:sz w:val="18"/>
@@ -1389,6 +1544,9 @@
             </w:tcMar>
           </w:tcPr>
           <w:p>
+            <w:pPr>
+              <w:keepNext w:val="0"/>
+            </w:pPr>
             <w:r>
               <w:rPr>
                 <w:sz w:val="18"/>
@@ -1408,6 +1566,9 @@
             </w:tcMar>
           </w:tcPr>
           <w:p>
+            <w:pPr>
+              <w:keepNext w:val="0"/>
+            </w:pPr>
             <w:r>
               <w:rPr>
                 <w:sz w:val="18"/>
@@ -1432,6 +1593,9 @@
             </w:tcMar>
           </w:tcPr>
           <w:p>
+            <w:pPr>
+              <w:keepNext w:val="0"/>
+            </w:pPr>
             <w:r>
               <w:rPr>
                 <w:sz w:val="18"/>
@@ -1451,6 +1615,9 @@
             </w:tcMar>
           </w:tcPr>
           <w:p>
+            <w:pPr>
+              <w:keepNext w:val="0"/>
+            </w:pPr>
             <w:r>
               <w:rPr>
                 <w:sz w:val="18"/>
@@ -1489,6 +1656,7 @@
         <w:trPr>
           <w:tblHeader w:val="true"/>
           <w:cantSplit/>
+          <w:tblHeader/>
         </w:trPr>
         <w:tc>
           <w:tcPr>
@@ -1502,6 +1670,9 @@
             </w:tcMar>
           </w:tcPr>
           <w:p>
+            <w:pPr>
+              <w:keepNext w:val="0"/>
+            </w:pPr>
             <w:r>
               <w:rPr>
                 <w:b/>
@@ -1524,6 +1695,9 @@
             </w:tcMar>
           </w:tcPr>
           <w:p>
+            <w:pPr>
+              <w:keepNext w:val="0"/>
+            </w:pPr>
             <w:r>
               <w:rPr>
                 <w:b/>
@@ -1550,6 +1724,9 @@
             </w:tcMar>
           </w:tcPr>
           <w:p>
+            <w:pPr>
+              <w:keepNext w:val="0"/>
+            </w:pPr>
             <w:r>
               <w:rPr>
                 <w:sz w:val="18"/>
@@ -1569,6 +1746,9 @@
             </w:tcMar>
           </w:tcPr>
           <w:p>
+            <w:pPr>
+              <w:keepNext w:val="0"/>
+            </w:pPr>
             <w:r>
               <w:rPr>
                 <w:sz w:val="18"/>
@@ -1593,6 +1773,9 @@
             </w:tcMar>
           </w:tcPr>
           <w:p>
+            <w:pPr>
+              <w:keepNext w:val="0"/>
+            </w:pPr>
             <w:r>
               <w:rPr>
                 <w:sz w:val="18"/>
@@ -1612,6 +1795,9 @@
             </w:tcMar>
           </w:tcPr>
           <w:p>
+            <w:pPr>
+              <w:keepNext w:val="0"/>
+            </w:pPr>
             <w:r>
               <w:rPr>
                 <w:sz w:val="18"/>
@@ -1636,6 +1822,9 @@
             </w:tcMar>
           </w:tcPr>
           <w:p>
+            <w:pPr>
+              <w:keepNext w:val="0"/>
+            </w:pPr>
             <w:r>
               <w:rPr>
                 <w:sz w:val="18"/>
@@ -1655,6 +1844,9 @@
             </w:tcMar>
           </w:tcPr>
           <w:p>
+            <w:pPr>
+              <w:keepNext w:val="0"/>
+            </w:pPr>
             <w:r>
               <w:rPr>
                 <w:sz w:val="18"/>
@@ -1679,6 +1871,9 @@
             </w:tcMar>
           </w:tcPr>
           <w:p>
+            <w:pPr>
+              <w:keepNext w:val="0"/>
+            </w:pPr>
             <w:r>
               <w:rPr>
                 <w:sz w:val="18"/>
@@ -1698,6 +1893,9 @@
             </w:tcMar>
           </w:tcPr>
           <w:p>
+            <w:pPr>
+              <w:keepNext w:val="0"/>
+            </w:pPr>
             <w:r>
               <w:rPr>
                 <w:sz w:val="18"/>
@@ -1722,6 +1920,9 @@
             </w:tcMar>
           </w:tcPr>
           <w:p>
+            <w:pPr>
+              <w:keepNext w:val="0"/>
+            </w:pPr>
             <w:r>
               <w:rPr>
                 <w:sz w:val="18"/>
@@ -1741,6 +1942,9 @@
             </w:tcMar>
           </w:tcPr>
           <w:p>
+            <w:pPr>
+              <w:keepNext w:val="0"/>
+            </w:pPr>
             <w:r>
               <w:rPr>
                 <w:sz w:val="18"/>
@@ -1771,6 +1975,7 @@
     </w:p>
     <w:p>
       <w:pPr>
+        <w:keepNext/>
         <w:jc w:val="center"/>
       </w:pPr>
       <w:r>
@@ -1811,10 +2016,15 @@
     <w:p>
       <w:pPr>
         <w:pStyle w:val="ETISCaption"/>
+        <w:keepNext w:val="0"/>
+        <w:keepLines/>
         <w:jc w:val="center"/>
       </w:pPr>
       <w:r>
         <w:t>Figure 3. Semester lifecycle is forward-only: setup → active → archived. Archive preserves history but ends normal student operation.</w:t>
+      </w:r>
+      <w:r>
+        <w:t xml:space="preserve"> Historical reference figure; current text governs.</w:t>
       </w:r>
     </w:p>
     <w:p>
@@ -1863,6 +2073,7 @@
     </w:p>
     <w:p>
       <w:pPr>
+        <w:keepNext/>
         <w:jc w:val="center"/>
       </w:pPr>
       <w:r>
@@ -1903,10 +2114,15 @@
     <w:p>
       <w:pPr>
         <w:pStyle w:val="ETISCaption"/>
+        <w:keepNext w:val="0"/>
+        <w:keepLines/>
         <w:jc w:val="center"/>
       </w:pPr>
       <w:r>
         <w:t>Figure 4. Team repository onboarding is a controlled state machine. A pasted URL is a nomination, not trusted evidence.</w:t>
+      </w:r>
+      <w:r>
+        <w:t xml:space="preserve"> Historical reference figure; current text governs.</w:t>
       </w:r>
     </w:p>
     <w:p>
@@ -2012,6 +2228,7 @@
     </w:p>
     <w:p>
       <w:pPr>
+        <w:keepNext/>
         <w:jc w:val="center"/>
       </w:pPr>
       <w:r>
@@ -2052,10 +2269,15 @@
     <w:p>
       <w:pPr>
         <w:pStyle w:val="ETISCaption"/>
+        <w:keepNext w:val="0"/>
+        <w:keepLines/>
         <w:jc w:val="center"/>
       </w:pPr>
       <w:r>
         <w:t>Figure 5. Evidence checkpoint lifecycle. New repository commits never mutate the FACT snapshot already bound to an active or completed review.</w:t>
+      </w:r>
+      <w:r>
+        <w:t xml:space="preserve"> Historical reference figure; current text governs.</w:t>
       </w:r>
     </w:p>
     <w:tbl>
@@ -2073,6 +2295,7 @@
         <w:trPr>
           <w:tblHeader w:val="true"/>
           <w:cantSplit/>
+          <w:tblHeader/>
         </w:trPr>
         <w:tc>
           <w:tcPr>
@@ -2086,6 +2309,9 @@
             </w:tcMar>
           </w:tcPr>
           <w:p>
+            <w:pPr>
+              <w:keepNext w:val="0"/>
+            </w:pPr>
             <w:r>
               <w:rPr>
                 <w:b/>
@@ -2108,6 +2334,9 @@
             </w:tcMar>
           </w:tcPr>
           <w:p>
+            <w:pPr>
+              <w:keepNext w:val="0"/>
+            </w:pPr>
             <w:r>
               <w:rPr>
                 <w:b/>
@@ -2134,6 +2363,9 @@
             </w:tcMar>
           </w:tcPr>
           <w:p>
+            <w:pPr>
+              <w:keepNext w:val="0"/>
+            </w:pPr>
             <w:r>
               <w:rPr>
                 <w:sz w:val="18"/>
@@ -2153,6 +2385,9 @@
             </w:tcMar>
           </w:tcPr>
           <w:p>
+            <w:pPr>
+              <w:keepNext w:val="0"/>
+            </w:pPr>
             <w:r>
               <w:rPr>
                 <w:sz w:val="18"/>
@@ -2177,6 +2412,9 @@
             </w:tcMar>
           </w:tcPr>
           <w:p>
+            <w:pPr>
+              <w:keepNext w:val="0"/>
+            </w:pPr>
             <w:r>
               <w:rPr>
                 <w:sz w:val="18"/>
@@ -2196,6 +2434,9 @@
             </w:tcMar>
           </w:tcPr>
           <w:p>
+            <w:pPr>
+              <w:keepNext w:val="0"/>
+            </w:pPr>
             <w:r>
               <w:rPr>
                 <w:sz w:val="18"/>
@@ -2220,6 +2461,9 @@
             </w:tcMar>
           </w:tcPr>
           <w:p>
+            <w:pPr>
+              <w:keepNext w:val="0"/>
+            </w:pPr>
             <w:r>
               <w:rPr>
                 <w:sz w:val="18"/>
@@ -2239,6 +2483,9 @@
             </w:tcMar>
           </w:tcPr>
           <w:p>
+            <w:pPr>
+              <w:keepNext w:val="0"/>
+            </w:pPr>
             <w:r>
               <w:rPr>
                 <w:sz w:val="18"/>
@@ -2263,6 +2510,9 @@
             </w:tcMar>
           </w:tcPr>
           <w:p>
+            <w:pPr>
+              <w:keepNext w:val="0"/>
+            </w:pPr>
             <w:r>
               <w:rPr>
                 <w:sz w:val="18"/>
@@ -2282,6 +2532,9 @@
             </w:tcMar>
           </w:tcPr>
           <w:p>
+            <w:pPr>
+              <w:keepNext w:val="0"/>
+            </w:pPr>
             <w:r>
               <w:rPr>
                 <w:sz w:val="18"/>
@@ -2306,6 +2559,9 @@
             </w:tcMar>
           </w:tcPr>
           <w:p>
+            <w:pPr>
+              <w:keepNext w:val="0"/>
+            </w:pPr>
             <w:r>
               <w:rPr>
                 <w:sz w:val="18"/>
@@ -2325,6 +2581,9 @@
             </w:tcMar>
           </w:tcPr>
           <w:p>
+            <w:pPr>
+              <w:keepNext w:val="0"/>
+            </w:pPr>
             <w:r>
               <w:rPr>
                 <w:sz w:val="18"/>
@@ -2363,6 +2622,7 @@
     </w:p>
     <w:p>
       <w:pPr>
+        <w:keepNext/>
         <w:jc w:val="center"/>
       </w:pPr>
       <w:r>
@@ -2403,10 +2663,15 @@
     <w:p>
       <w:pPr>
         <w:pStyle w:val="ETISCaption"/>
+        <w:keepNext w:val="0"/>
+        <w:keepLines/>
         <w:jc w:val="center"/>
       </w:pPr>
       <w:r>
         <w:t>Figure 6. Review orchestration from frozen evidence through persisted learning history. AI operates inside the review step, not as the authority for evidence or course policy.</w:t>
+      </w:r>
+      <w:r>
+        <w:t xml:space="preserve"> Historical reference figure; current text governs.</w:t>
       </w:r>
     </w:p>
     <w:p>
@@ -2432,6 +2697,7 @@
         <w:trPr>
           <w:tblHeader w:val="true"/>
           <w:cantSplit/>
+          <w:tblHeader/>
         </w:trPr>
         <w:tc>
           <w:tcPr>
@@ -2445,6 +2711,9 @@
             </w:tcMar>
           </w:tcPr>
           <w:p>
+            <w:pPr>
+              <w:keepNext w:val="0"/>
+            </w:pPr>
             <w:r>
               <w:rPr>
                 <w:b/>
@@ -2467,6 +2736,9 @@
             </w:tcMar>
           </w:tcPr>
           <w:p>
+            <w:pPr>
+              <w:keepNext w:val="0"/>
+            </w:pPr>
             <w:r>
               <w:rPr>
                 <w:b/>
@@ -2493,6 +2765,9 @@
             </w:tcMar>
           </w:tcPr>
           <w:p>
+            <w:pPr>
+              <w:keepNext w:val="0"/>
+            </w:pPr>
             <w:r>
               <w:rPr>
                 <w:sz w:val="18"/>
@@ -2512,6 +2787,9 @@
             </w:tcMar>
           </w:tcPr>
           <w:p>
+            <w:pPr>
+              <w:keepNext w:val="0"/>
+            </w:pPr>
             <w:r>
               <w:rPr>
                 <w:sz w:val="18"/>
@@ -2536,6 +2814,9 @@
             </w:tcMar>
           </w:tcPr>
           <w:p>
+            <w:pPr>
+              <w:keepNext w:val="0"/>
+            </w:pPr>
             <w:r>
               <w:rPr>
                 <w:sz w:val="18"/>
@@ -2555,6 +2836,9 @@
             </w:tcMar>
           </w:tcPr>
           <w:p>
+            <w:pPr>
+              <w:keepNext w:val="0"/>
+            </w:pPr>
             <w:r>
               <w:rPr>
                 <w:sz w:val="18"/>
@@ -2579,6 +2863,9 @@
             </w:tcMar>
           </w:tcPr>
           <w:p>
+            <w:pPr>
+              <w:keepNext w:val="0"/>
+            </w:pPr>
             <w:r>
               <w:rPr>
                 <w:sz w:val="18"/>
@@ -2598,6 +2885,9 @@
             </w:tcMar>
           </w:tcPr>
           <w:p>
+            <w:pPr>
+              <w:keepNext w:val="0"/>
+            </w:pPr>
             <w:r>
               <w:rPr>
                 <w:sz w:val="18"/>
@@ -2659,6 +2949,39 @@
       </w:pPr>
       <w:r>
         <w:t>AI may fail or be unavailable; deterministic authorization and evidence policy still fail closed rather than inventing evidence.</w:t>
+      </w:r>
+    </w:p>
+    <w:p>
+      <w:pPr>
+        <w:pStyle w:val="Heading2"/>
+      </w:pPr>
+      <w:r>
+        <w:t>Current evidence and analytical authority</w:t>
+      </w:r>
+    </w:p>
+    <w:p>
+      <w:r>
+        <w:t>The Review Room is the conversation home. Engineering Evidence is the saved source notebook. Same-snapshot and newer-saved-snapshot notices explain their relationship; browsing newer saved evidence never changes an active review’s frozen baseline.</w:t>
+      </w:r>
+    </w:p>
+    <w:p>
+      <w:r>
+        <w:t>Inspect cited source opens the attached frozen artifact. Find supporting evidence searches the frozen snapshot for equivalent evidence; it is bounded and not exhaustive. Discuss helps you understand, Challenge tests an interpretation, and Help me resolve this coaches next work. An absent source must not be replaced by a guessed file link.</w:t>
+      </w:r>
+    </w:p>
+    <w:p>
+      <w:r>
+        <w:t>Only authoritative corrected or resolved findings are closed. Confirmed, evidence disputed, accepted risk and deferred findings remain open. Inspecting, searching, recommending and completing a review do not close a finding; work after the snapshot cannot close it on that earlier snapshot.</w:t>
+      </w:r>
+    </w:p>
+    <w:p>
+      <w:r>
+        <w:t>Production defaults remain legacy reasoning and legacy planning. Shadow validator/planner/selector/realizer evaluation remains internal and does not replace student-visible authority. This release introduces no PR5 authority transfer, database migration or course-model change.</w:t>
+      </w:r>
+    </w:p>
+    <w:p>
+      <w:r>
+        <w:t>The frozen snapshot is team evidence; reasoning and questions are student-session state. Phase-aware cumulative coaching must not reuse earlier-phase achievement as proof for a different current claim. Equivalent evidence can narrow or correct a false interpretation without treating filenames or scaffold as proof.</w:t>
       </w:r>
     </w:p>
     <w:p>
@@ -2732,6 +3055,10 @@
         <w:gridCol w:w="10166"/>
       </w:tblGrid>
       <w:tr>
+        <w:trPr>
+          <w:tblHeader/>
+          <w:cantSplit/>
+        </w:trPr>
         <w:tc>
           <w:tcPr>
             <w:tcW w:type="dxa" w:w="10166"/>
@@ -2744,6 +3071,9 @@
             </w:tcMar>
           </w:tcPr>
           <w:p>
+            <w:pPr>
+              <w:keepNext w:val="0"/>
+            </w:pPr>
             <w:r>
               <w:rPr>
                 <w:b/>
@@ -2917,6 +3247,7 @@
         <w:trPr>
           <w:tblHeader w:val="true"/>
           <w:cantSplit/>
+          <w:tblHeader/>
         </w:trPr>
         <w:tc>
           <w:tcPr>
@@ -2930,6 +3261,9 @@
             </w:tcMar>
           </w:tcPr>
           <w:p>
+            <w:pPr>
+              <w:keepNext w:val="0"/>
+            </w:pPr>
             <w:r>
               <w:rPr>
                 <w:b/>
@@ -2952,6 +3286,9 @@
             </w:tcMar>
           </w:tcPr>
           <w:p>
+            <w:pPr>
+              <w:keepNext w:val="0"/>
+            </w:pPr>
             <w:r>
               <w:rPr>
                 <w:b/>
@@ -2978,6 +3315,9 @@
             </w:tcMar>
           </w:tcPr>
           <w:p>
+            <w:pPr>
+              <w:keepNext w:val="0"/>
+            </w:pPr>
             <w:r>
               <w:rPr>
                 <w:sz w:val="18"/>
@@ -2997,6 +3337,9 @@
             </w:tcMar>
           </w:tcPr>
           <w:p>
+            <w:pPr>
+              <w:keepNext w:val="0"/>
+            </w:pPr>
             <w:r>
               <w:rPr>
                 <w:sz w:val="18"/>
@@ -3021,6 +3364,9 @@
             </w:tcMar>
           </w:tcPr>
           <w:p>
+            <w:pPr>
+              <w:keepNext w:val="0"/>
+            </w:pPr>
             <w:r>
               <w:rPr>
                 <w:sz w:val="18"/>
@@ -3040,6 +3386,9 @@
             </w:tcMar>
           </w:tcPr>
           <w:p>
+            <w:pPr>
+              <w:keepNext w:val="0"/>
+            </w:pPr>
             <w:r>
               <w:rPr>
                 <w:sz w:val="18"/>
@@ -3064,6 +3413,9 @@
             </w:tcMar>
           </w:tcPr>
           <w:p>
+            <w:pPr>
+              <w:keepNext w:val="0"/>
+            </w:pPr>
             <w:r>
               <w:rPr>
                 <w:sz w:val="18"/>
@@ -3083,6 +3435,9 @@
             </w:tcMar>
           </w:tcPr>
           <w:p>
+            <w:pPr>
+              <w:keepNext w:val="0"/>
+            </w:pPr>
             <w:r>
               <w:rPr>
                 <w:sz w:val="18"/>
@@ -3107,6 +3462,9 @@
             </w:tcMar>
           </w:tcPr>
           <w:p>
+            <w:pPr>
+              <w:keepNext w:val="0"/>
+            </w:pPr>
             <w:r>
               <w:rPr>
                 <w:sz w:val="18"/>
@@ -3126,6 +3484,9 @@
             </w:tcMar>
           </w:tcPr>
           <w:p>
+            <w:pPr>
+              <w:keepNext w:val="0"/>
+            </w:pPr>
             <w:r>
               <w:rPr>
                 <w:sz w:val="18"/>
@@ -3150,6 +3511,9 @@
             </w:tcMar>
           </w:tcPr>
           <w:p>
+            <w:pPr>
+              <w:keepNext w:val="0"/>
+            </w:pPr>
             <w:r>
               <w:rPr>
                 <w:sz w:val="18"/>
@@ -3169,6 +3533,9 @@
             </w:tcMar>
           </w:tcPr>
           <w:p>
+            <w:pPr>
+              <w:keepNext w:val="0"/>
+            </w:pPr>
             <w:r>
               <w:rPr>
                 <w:sz w:val="18"/>
@@ -3193,6 +3560,9 @@
             </w:tcMar>
           </w:tcPr>
           <w:p>
+            <w:pPr>
+              <w:keepNext w:val="0"/>
+            </w:pPr>
             <w:r>
               <w:rPr>
                 <w:sz w:val="18"/>
@@ -3212,6 +3582,9 @@
             </w:tcMar>
           </w:tcPr>
           <w:p>
+            <w:pPr>
+              <w:keepNext w:val="0"/>
+            </w:pPr>
             <w:r>
               <w:rPr>
                 <w:sz w:val="18"/>
@@ -3236,6 +3609,9 @@
             </w:tcMar>
           </w:tcPr>
           <w:p>
+            <w:pPr>
+              <w:keepNext w:val="0"/>
+            </w:pPr>
             <w:r>
               <w:rPr>
                 <w:sz w:val="18"/>
@@ -3255,6 +3631,9 @@
             </w:tcMar>
           </w:tcPr>
           <w:p>
+            <w:pPr>
+              <w:keepNext w:val="0"/>
+            </w:pPr>
             <w:r>
               <w:rPr>
                 <w:sz w:val="18"/>
@@ -3279,6 +3658,9 @@
             </w:tcMar>
           </w:tcPr>
           <w:p>
+            <w:pPr>
+              <w:keepNext w:val="0"/>
+            </w:pPr>
             <w:r>
               <w:rPr>
                 <w:sz w:val="18"/>
@@ -3298,6 +3680,9 @@
             </w:tcMar>
           </w:tcPr>
           <w:p>
+            <w:pPr>
+              <w:keepNext w:val="0"/>
+            </w:pPr>
             <w:r>
               <w:rPr>
                 <w:sz w:val="18"/>
@@ -3323,6 +3708,7 @@
     </w:p>
     <w:p>
       <w:pPr>
+        <w:keepNext/>
         <w:jc w:val="center"/>
       </w:pPr>
       <w:r>
@@ -3363,10 +3749,15 @@
     <w:p>
       <w:pPr>
         <w:pStyle w:val="ETISCaption"/>
+        <w:keepNext w:val="0"/>
+        <w:keepLines/>
         <w:jc w:val="center"/>
       </w:pPr>
       <w:r>
         <w:t>Figure 7. Azure production topology and external trust boundaries.</w:t>
+      </w:r>
+      <w:r>
+        <w:t xml:space="preserve"> Historical reference figure; current text governs.</w:t>
       </w:r>
     </w:p>
     <w:tbl>
@@ -3384,6 +3775,7 @@
         <w:trPr>
           <w:tblHeader w:val="true"/>
           <w:cantSplit/>
+          <w:tblHeader/>
         </w:trPr>
         <w:tc>
           <w:tcPr>
@@ -3397,6 +3789,9 @@
             </w:tcMar>
           </w:tcPr>
           <w:p>
+            <w:pPr>
+              <w:keepNext w:val="0"/>
+            </w:pPr>
             <w:r>
               <w:rPr>
                 <w:b/>
@@ -3419,6 +3814,9 @@
             </w:tcMar>
           </w:tcPr>
           <w:p>
+            <w:pPr>
+              <w:keepNext w:val="0"/>
+            </w:pPr>
             <w:r>
               <w:rPr>
                 <w:b/>
@@ -3445,6 +3843,9 @@
             </w:tcMar>
           </w:tcPr>
           <w:p>
+            <w:pPr>
+              <w:keepNext w:val="0"/>
+            </w:pPr>
             <w:r>
               <w:rPr>
                 <w:sz w:val="18"/>
@@ -3464,6 +3865,9 @@
             </w:tcMar>
           </w:tcPr>
           <w:p>
+            <w:pPr>
+              <w:keepNext w:val="0"/>
+            </w:pPr>
             <w:r>
               <w:rPr>
                 <w:sz w:val="18"/>
@@ -3488,6 +3892,9 @@
             </w:tcMar>
           </w:tcPr>
           <w:p>
+            <w:pPr>
+              <w:keepNext w:val="0"/>
+            </w:pPr>
             <w:r>
               <w:rPr>
                 <w:sz w:val="18"/>
@@ -3507,6 +3914,9 @@
             </w:tcMar>
           </w:tcPr>
           <w:p>
+            <w:pPr>
+              <w:keepNext w:val="0"/>
+            </w:pPr>
             <w:r>
               <w:rPr>
                 <w:sz w:val="18"/>
@@ -3531,6 +3941,9 @@
             </w:tcMar>
           </w:tcPr>
           <w:p>
+            <w:pPr>
+              <w:keepNext w:val="0"/>
+            </w:pPr>
             <w:r>
               <w:rPr>
                 <w:sz w:val="18"/>
@@ -3550,6 +3963,9 @@
             </w:tcMar>
           </w:tcPr>
           <w:p>
+            <w:pPr>
+              <w:keepNext w:val="0"/>
+            </w:pPr>
             <w:r>
               <w:rPr>
                 <w:sz w:val="18"/>
@@ -3574,6 +3990,9 @@
             </w:tcMar>
           </w:tcPr>
           <w:p>
+            <w:pPr>
+              <w:keepNext w:val="0"/>
+            </w:pPr>
             <w:r>
               <w:rPr>
                 <w:sz w:val="18"/>
@@ -3593,6 +4012,9 @@
             </w:tcMar>
           </w:tcPr>
           <w:p>
+            <w:pPr>
+              <w:keepNext w:val="0"/>
+            </w:pPr>
             <w:r>
               <w:rPr>
                 <w:sz w:val="18"/>
@@ -3617,6 +4039,9 @@
             </w:tcMar>
           </w:tcPr>
           <w:p>
+            <w:pPr>
+              <w:keepNext w:val="0"/>
+            </w:pPr>
             <w:r>
               <w:rPr>
                 <w:sz w:val="18"/>
@@ -3636,6 +4061,9 @@
             </w:tcMar>
           </w:tcPr>
           <w:p>
+            <w:pPr>
+              <w:keepNext w:val="0"/>
+            </w:pPr>
             <w:r>
               <w:rPr>
                 <w:sz w:val="18"/>
@@ -3660,6 +4088,9 @@
             </w:tcMar>
           </w:tcPr>
           <w:p>
+            <w:pPr>
+              <w:keepNext w:val="0"/>
+            </w:pPr>
             <w:r>
               <w:rPr>
                 <w:sz w:val="18"/>
@@ -3679,6 +4110,9 @@
             </w:tcMar>
           </w:tcPr>
           <w:p>
+            <w:pPr>
+              <w:keepNext w:val="0"/>
+            </w:pPr>
             <w:r>
               <w:rPr>
                 <w:sz w:val="18"/>
@@ -3703,6 +4137,9 @@
             </w:tcMar>
           </w:tcPr>
           <w:p>
+            <w:pPr>
+              <w:keepNext w:val="0"/>
+            </w:pPr>
             <w:r>
               <w:rPr>
                 <w:sz w:val="18"/>
@@ -3722,6 +4159,9 @@
             </w:tcMar>
           </w:tcPr>
           <w:p>
+            <w:pPr>
+              <w:keepNext w:val="0"/>
+            </w:pPr>
             <w:r>
               <w:rPr>
                 <w:sz w:val="18"/>
@@ -3747,6 +4187,7 @@
     </w:p>
     <w:p>
       <w:pPr>
+        <w:keepNext/>
         <w:jc w:val="center"/>
       </w:pPr>
       <w:r>
@@ -3787,14 +4228,20 @@
     <w:p>
       <w:pPr>
         <w:pStyle w:val="ETISCaption"/>
+        <w:keepNext w:val="0"/>
+        <w:keepLines/>
         <w:jc w:val="center"/>
       </w:pPr>
       <w:r>
         <w:t>Figure 8. Production delivery is repository-controlled and revalidated before Azure authority is acquired.</w:t>
       </w:r>
+      <w:r>
+        <w:t xml:space="preserve"> Historical reference figure; current text governs.</w:t>
+      </w:r>
     </w:p>
     <w:p>
       <w:pPr>
+        <w:keepNext/>
         <w:jc w:val="center"/>
       </w:pPr>
       <w:r>
@@ -3835,10 +4282,15 @@
     <w:p>
       <w:pPr>
         <w:pStyle w:val="ETISCaption"/>
+        <w:keepNext w:val="0"/>
+        <w:keepLines/>
         <w:jc w:val="center"/>
       </w:pPr>
       <w:r>
         <w:t>Figure 9. Cost governance is advisory operational control: thresholds notify operators but do not become an availability or grading mechanism.</w:t>
+      </w:r>
+      <w:r>
+        <w:t xml:space="preserve"> Historical reference figure; current text governs.</w:t>
       </w:r>
     </w:p>
     <w:tbl>
@@ -3856,6 +4308,7 @@
         <w:trPr>
           <w:tblHeader w:val="true"/>
           <w:cantSplit/>
+          <w:tblHeader/>
         </w:trPr>
         <w:tc>
           <w:tcPr>
@@ -3869,6 +4322,9 @@
             </w:tcMar>
           </w:tcPr>
           <w:p>
+            <w:pPr>
+              <w:keepNext w:val="0"/>
+            </w:pPr>
             <w:r>
               <w:rPr>
                 <w:b/>
@@ -3891,6 +4347,9 @@
             </w:tcMar>
           </w:tcPr>
           <w:p>
+            <w:pPr>
+              <w:keepNext w:val="0"/>
+            </w:pPr>
             <w:r>
               <w:rPr>
                 <w:b/>
@@ -3917,6 +4376,9 @@
             </w:tcMar>
           </w:tcPr>
           <w:p>
+            <w:pPr>
+              <w:keepNext w:val="0"/>
+            </w:pPr>
             <w:r>
               <w:rPr>
                 <w:sz w:val="18"/>
@@ -3936,6 +4398,9 @@
             </w:tcMar>
           </w:tcPr>
           <w:p>
+            <w:pPr>
+              <w:keepNext w:val="0"/>
+            </w:pPr>
             <w:r>
               <w:rPr>
                 <w:sz w:val="18"/>
@@ -3960,6 +4425,9 @@
             </w:tcMar>
           </w:tcPr>
           <w:p>
+            <w:pPr>
+              <w:keepNext w:val="0"/>
+            </w:pPr>
             <w:r>
               <w:rPr>
                 <w:sz w:val="18"/>
@@ -3979,6 +4447,9 @@
             </w:tcMar>
           </w:tcPr>
           <w:p>
+            <w:pPr>
+              <w:keepNext w:val="0"/>
+            </w:pPr>
             <w:r>
               <w:rPr>
                 <w:sz w:val="18"/>
@@ -4003,6 +4474,9 @@
             </w:tcMar>
           </w:tcPr>
           <w:p>
+            <w:pPr>
+              <w:keepNext w:val="0"/>
+            </w:pPr>
             <w:r>
               <w:rPr>
                 <w:sz w:val="18"/>
@@ -4022,6 +4496,9 @@
             </w:tcMar>
           </w:tcPr>
           <w:p>
+            <w:pPr>
+              <w:keepNext w:val="0"/>
+            </w:pPr>
             <w:r>
               <w:rPr>
                 <w:sz w:val="18"/>
@@ -4046,6 +4523,9 @@
             </w:tcMar>
           </w:tcPr>
           <w:p>
+            <w:pPr>
+              <w:keepNext w:val="0"/>
+            </w:pPr>
             <w:r>
               <w:rPr>
                 <w:sz w:val="18"/>
@@ -4065,6 +4545,9 @@
             </w:tcMar>
           </w:tcPr>
           <w:p>
+            <w:pPr>
+              <w:keepNext w:val="0"/>
+            </w:pPr>
             <w:r>
               <w:rPr>
                 <w:sz w:val="18"/>
@@ -4089,6 +4572,9 @@
             </w:tcMar>
           </w:tcPr>
           <w:p>
+            <w:pPr>
+              <w:keepNext w:val="0"/>
+            </w:pPr>
             <w:r>
               <w:rPr>
                 <w:sz w:val="18"/>
@@ -4108,6 +4594,9 @@
             </w:tcMar>
           </w:tcPr>
           <w:p>
+            <w:pPr>
+              <w:keepNext w:val="0"/>
+            </w:pPr>
             <w:r>
               <w:rPr>
                 <w:sz w:val="18"/>
@@ -4132,6 +4621,9 @@
             </w:tcMar>
           </w:tcPr>
           <w:p>
+            <w:pPr>
+              <w:keepNext w:val="0"/>
+            </w:pPr>
             <w:r>
               <w:rPr>
                 <w:sz w:val="18"/>
@@ -4151,6 +4643,9 @@
             </w:tcMar>
           </w:tcPr>
           <w:p>
+            <w:pPr>
+              <w:keepNext w:val="0"/>
+            </w:pPr>
             <w:r>
               <w:rPr>
                 <w:sz w:val="18"/>
@@ -4269,6 +4764,7 @@
         <w:trPr>
           <w:tblHeader w:val="true"/>
           <w:cantSplit/>
+          <w:tblHeader/>
         </w:trPr>
         <w:tc>
           <w:tcPr>
@@ -4282,6 +4778,9 @@
             </w:tcMar>
           </w:tcPr>
           <w:p>
+            <w:pPr>
+              <w:keepNext w:val="0"/>
+            </w:pPr>
             <w:r>
               <w:rPr>
                 <w:b/>
@@ -4304,6 +4803,9 @@
             </w:tcMar>
           </w:tcPr>
           <w:p>
+            <w:pPr>
+              <w:keepNext w:val="0"/>
+            </w:pPr>
             <w:r>
               <w:rPr>
                 <w:b/>
@@ -4330,6 +4832,9 @@
             </w:tcMar>
           </w:tcPr>
           <w:p>
+            <w:pPr>
+              <w:keepNext w:val="0"/>
+            </w:pPr>
             <w:r>
               <w:rPr>
                 <w:sz w:val="18"/>
@@ -4349,6 +4854,9 @@
             </w:tcMar>
           </w:tcPr>
           <w:p>
+            <w:pPr>
+              <w:keepNext w:val="0"/>
+            </w:pPr>
             <w:r>
               <w:rPr>
                 <w:sz w:val="18"/>
@@ -4373,6 +4881,9 @@
             </w:tcMar>
           </w:tcPr>
           <w:p>
+            <w:pPr>
+              <w:keepNext w:val="0"/>
+            </w:pPr>
             <w:r>
               <w:rPr>
                 <w:sz w:val="18"/>
@@ -4392,6 +4903,9 @@
             </w:tcMar>
           </w:tcPr>
           <w:p>
+            <w:pPr>
+              <w:keepNext w:val="0"/>
+            </w:pPr>
             <w:r>
               <w:rPr>
                 <w:sz w:val="18"/>
@@ -4416,6 +4930,9 @@
             </w:tcMar>
           </w:tcPr>
           <w:p>
+            <w:pPr>
+              <w:keepNext w:val="0"/>
+            </w:pPr>
             <w:r>
               <w:rPr>
                 <w:sz w:val="18"/>
@@ -4435,6 +4952,9 @@
             </w:tcMar>
           </w:tcPr>
           <w:p>
+            <w:pPr>
+              <w:keepNext w:val="0"/>
+            </w:pPr>
             <w:r>
               <w:rPr>
                 <w:sz w:val="18"/>
@@ -4459,6 +4979,9 @@
             </w:tcMar>
           </w:tcPr>
           <w:p>
+            <w:pPr>
+              <w:keepNext w:val="0"/>
+            </w:pPr>
             <w:r>
               <w:rPr>
                 <w:sz w:val="18"/>
@@ -4478,6 +5001,9 @@
             </w:tcMar>
           </w:tcPr>
           <w:p>
+            <w:pPr>
+              <w:keepNext w:val="0"/>
+            </w:pPr>
             <w:r>
               <w:rPr>
                 <w:sz w:val="18"/>
@@ -4502,6 +5028,9 @@
             </w:tcMar>
           </w:tcPr>
           <w:p>
+            <w:pPr>
+              <w:keepNext w:val="0"/>
+            </w:pPr>
             <w:r>
               <w:rPr>
                 <w:sz w:val="18"/>
@@ -4521,6 +5050,9 @@
             </w:tcMar>
           </w:tcPr>
           <w:p>
+            <w:pPr>
+              <w:keepNext w:val="0"/>
+            </w:pPr>
             <w:r>
               <w:rPr>
                 <w:sz w:val="18"/>
@@ -4545,6 +5077,9 @@
             </w:tcMar>
           </w:tcPr>
           <w:p>
+            <w:pPr>
+              <w:keepNext w:val="0"/>
+            </w:pPr>
             <w:r>
               <w:rPr>
                 <w:sz w:val="18"/>
@@ -4564,6 +5099,9 @@
             </w:tcMar>
           </w:tcPr>
           <w:p>
+            <w:pPr>
+              <w:keepNext w:val="0"/>
+            </w:pPr>
             <w:r>
               <w:rPr>
                 <w:sz w:val="18"/>
@@ -4588,6 +5126,9 @@
             </w:tcMar>
           </w:tcPr>
           <w:p>
+            <w:pPr>
+              <w:keepNext w:val="0"/>
+            </w:pPr>
             <w:r>
               <w:rPr>
                 <w:sz w:val="18"/>
@@ -4607,6 +5148,9 @@
             </w:tcMar>
           </w:tcPr>
           <w:p>
+            <w:pPr>
+              <w:keepNext w:val="0"/>
+            </w:pPr>
             <w:r>
               <w:rPr>
                 <w:sz w:val="18"/>
@@ -4631,6 +5175,9 @@
             </w:tcMar>
           </w:tcPr>
           <w:p>
+            <w:pPr>
+              <w:keepNext w:val="0"/>
+            </w:pPr>
             <w:r>
               <w:rPr>
                 <w:sz w:val="18"/>
@@ -4650,6 +5197,9 @@
             </w:tcMar>
           </w:tcPr>
           <w:p>
+            <w:pPr>
+              <w:keepNext w:val="0"/>
+            </w:pPr>
             <w:r>
               <w:rPr>
                 <w:sz w:val="18"/>
@@ -4674,6 +5224,9 @@
             </w:tcMar>
           </w:tcPr>
           <w:p>
+            <w:pPr>
+              <w:keepNext w:val="0"/>
+            </w:pPr>
             <w:r>
               <w:rPr>
                 <w:sz w:val="18"/>
@@ -4693,6 +5246,9 @@
             </w:tcMar>
           </w:tcPr>
           <w:p>
+            <w:pPr>
+              <w:keepNext w:val="0"/>
+            </w:pPr>
             <w:r>
               <w:rPr>
                 <w:sz w:val="18"/>
@@ -4770,6 +5326,10 @@
         <w:gridCol w:w="10166"/>
       </w:tblGrid>
       <w:tr>
+        <w:trPr>
+          <w:tblHeader/>
+          <w:cantSplit/>
+        </w:trPr>
         <w:tc>
           <w:tcPr>
             <w:tcW w:type="dxa" w:w="10166"/>
@@ -4782,6 +5342,9 @@
             </w:tcMar>
           </w:tcPr>
           <w:p>
+            <w:pPr>
+              <w:keepNext w:val="0"/>
+            </w:pPr>
             <w:r>
               <w:rPr>
                 <w:b/>
@@ -4802,6 +5365,34 @@
       <w:pPr>
         <w:spacing w:after="20"/>
       </w:pPr>
+    </w:p>
+    <w:p>
+      <w:pPr>
+        <w:pStyle w:val="Heading2"/>
+      </w:pPr>
+      <w:r>
+        <w:t>Version and UX invariants</w:t>
+      </w:r>
+    </w:p>
+    <w:p>
+      <w:r>
+        <w:t>The v0.18.0 source version is defined in apps/api/app/version.py. FastAPI/OpenAPI and /health use that value. Source version, merged Git SHA, immutable image/revision, deployment success and production acceptance are separate evidence. The August GO records and v0.17 analytical history keep their original dates and versions.</w:t>
+      </w:r>
+    </w:p>
+    <w:p>
+      <w:r>
+        <w:t>Button-triggered instructions are recorded as review actions, not as words the student wrote. Unsent drafts are preserved and remain private. Optional review context and other concerns stay secondary to the current concern and conversation.</w:t>
+      </w:r>
+    </w:p>
+    <w:p>
+      <w:r>
+        <w:t>In Help, artifact, challenge and exit dialogs, Tab and Shift+Tab stay within the dialog, Escape dismisses through the existing close action, and focus returns to a usable opener. Escape does not finish a review. Closing a pending challenge does not cancel its submitted request.</w:t>
+      </w:r>
+    </w:p>
+    <w:p>
+      <w:r>
+        <w:t>Release validation includes focused tests, existing offline journey and keyboard war games, and complete pytest. A1–A6 require weak/average/strong repository and learner cases with missing, equivalent, ambiguous, contradictory, stale and post-snapshot evidence, valid challenges, false positives/negatives, overclaiming, grading and UX failures. Offline tests do not prove live semantic reviewer quality.</w:t>
+      </w:r>
     </w:p>
     <w:p>
       <w:pPr>
@@ -4909,6 +5500,7 @@
         <w:trPr>
           <w:tblHeader w:val="true"/>
           <w:cantSplit/>
+          <w:tblHeader/>
         </w:trPr>
         <w:tc>
           <w:tcPr>
@@ -4922,6 +5514,9 @@
             </w:tcMar>
           </w:tcPr>
           <w:p>
+            <w:pPr>
+              <w:keepNext w:val="0"/>
+            </w:pPr>
             <w:r>
               <w:rPr>
                 <w:b/>
@@ -4944,6 +5539,9 @@
             </w:tcMar>
           </w:tcPr>
           <w:p>
+            <w:pPr>
+              <w:keepNext w:val="0"/>
+            </w:pPr>
             <w:r>
               <w:rPr>
                 <w:b/>
@@ -4970,6 +5568,9 @@
             </w:tcMar>
           </w:tcPr>
           <w:p>
+            <w:pPr>
+              <w:keepNext w:val="0"/>
+            </w:pPr>
             <w:r>
               <w:rPr>
                 <w:sz w:val="18"/>
@@ -4989,6 +5590,9 @@
             </w:tcMar>
           </w:tcPr>
           <w:p>
+            <w:pPr>
+              <w:keepNext w:val="0"/>
+            </w:pPr>
             <w:r>
               <w:rPr>
                 <w:sz w:val="18"/>
@@ -5013,6 +5617,9 @@
             </w:tcMar>
           </w:tcPr>
           <w:p>
+            <w:pPr>
+              <w:keepNext w:val="0"/>
+            </w:pPr>
             <w:r>
               <w:rPr>
                 <w:sz w:val="18"/>
@@ -5032,6 +5639,9 @@
             </w:tcMar>
           </w:tcPr>
           <w:p>
+            <w:pPr>
+              <w:keepNext w:val="0"/>
+            </w:pPr>
             <w:r>
               <w:rPr>
                 <w:sz w:val="18"/>
@@ -5056,6 +5666,9 @@
             </w:tcMar>
           </w:tcPr>
           <w:p>
+            <w:pPr>
+              <w:keepNext w:val="0"/>
+            </w:pPr>
             <w:r>
               <w:rPr>
                 <w:sz w:val="18"/>
@@ -5075,6 +5688,9 @@
             </w:tcMar>
           </w:tcPr>
           <w:p>
+            <w:pPr>
+              <w:keepNext w:val="0"/>
+            </w:pPr>
             <w:r>
               <w:rPr>
                 <w:sz w:val="18"/>
@@ -5099,6 +5715,9 @@
             </w:tcMar>
           </w:tcPr>
           <w:p>
+            <w:pPr>
+              <w:keepNext w:val="0"/>
+            </w:pPr>
             <w:r>
               <w:rPr>
                 <w:sz w:val="18"/>
@@ -5118,6 +5737,9 @@
             </w:tcMar>
           </w:tcPr>
           <w:p>
+            <w:pPr>
+              <w:keepNext w:val="0"/>
+            </w:pPr>
             <w:r>
               <w:rPr>
                 <w:sz w:val="18"/>
@@ -5142,6 +5764,9 @@
             </w:tcMar>
           </w:tcPr>
           <w:p>
+            <w:pPr>
+              <w:keepNext w:val="0"/>
+            </w:pPr>
             <w:r>
               <w:rPr>
                 <w:sz w:val="18"/>
@@ -5161,6 +5786,9 @@
             </w:tcMar>
           </w:tcPr>
           <w:p>
+            <w:pPr>
+              <w:keepNext w:val="0"/>
+            </w:pPr>
             <w:r>
               <w:rPr>
                 <w:sz w:val="18"/>
@@ -5185,6 +5813,9 @@
             </w:tcMar>
           </w:tcPr>
           <w:p>
+            <w:pPr>
+              <w:keepNext w:val="0"/>
+            </w:pPr>
             <w:r>
               <w:rPr>
                 <w:sz w:val="18"/>
@@ -5204,6 +5835,9 @@
             </w:tcMar>
           </w:tcPr>
           <w:p>
+            <w:pPr>
+              <w:keepNext w:val="0"/>
+            </w:pPr>
             <w:r>
               <w:rPr>
                 <w:sz w:val="18"/>
@@ -5228,6 +5862,9 @@
             </w:tcMar>
           </w:tcPr>
           <w:p>
+            <w:pPr>
+              <w:keepNext w:val="0"/>
+            </w:pPr>
             <w:r>
               <w:rPr>
                 <w:sz w:val="18"/>
@@ -5247,6 +5884,9 @@
             </w:tcMar>
           </w:tcPr>
           <w:p>
+            <w:pPr>
+              <w:keepNext w:val="0"/>
+            </w:pPr>
             <w:r>
               <w:rPr>
                 <w:sz w:val="18"/>
@@ -5271,6 +5911,9 @@
             </w:tcMar>
           </w:tcPr>
           <w:p>
+            <w:pPr>
+              <w:keepNext w:val="0"/>
+            </w:pPr>
             <w:r>
               <w:rPr>
                 <w:sz w:val="18"/>
@@ -5290,6 +5933,9 @@
             </w:tcMar>
           </w:tcPr>
           <w:p>
+            <w:pPr>
+              <w:keepNext w:val="0"/>
+            </w:pPr>
             <w:r>
               <w:rPr>
                 <w:sz w:val="18"/>
@@ -5314,6 +5960,9 @@
             </w:tcMar>
           </w:tcPr>
           <w:p>
+            <w:pPr>
+              <w:keepNext w:val="0"/>
+            </w:pPr>
             <w:r>
               <w:rPr>
                 <w:sz w:val="18"/>
@@ -5333,6 +5982,9 @@
             </w:tcMar>
           </w:tcPr>
           <w:p>
+            <w:pPr>
+              <w:keepNext w:val="0"/>
+            </w:pPr>
             <w:r>
               <w:rPr>
                 <w:sz w:val="18"/>
@@ -5357,6 +6009,9 @@
             </w:tcMar>
           </w:tcPr>
           <w:p>
+            <w:pPr>
+              <w:keepNext w:val="0"/>
+            </w:pPr>
             <w:r>
               <w:rPr>
                 <w:sz w:val="18"/>
@@ -5376,6 +6031,9 @@
             </w:tcMar>
           </w:tcPr>
           <w:p>
+            <w:pPr>
+              <w:keepNext w:val="0"/>
+            </w:pPr>
             <w:r>
               <w:rPr>
                 <w:sz w:val="18"/>
@@ -5400,6 +6058,9 @@
             </w:tcMar>
           </w:tcPr>
           <w:p>
+            <w:pPr>
+              <w:keepNext w:val="0"/>
+            </w:pPr>
             <w:r>
               <w:rPr>
                 <w:sz w:val="18"/>
@@ -5419,6 +6080,9 @@
             </w:tcMar>
           </w:tcPr>
           <w:p>
+            <w:pPr>
+              <w:keepNext w:val="0"/>
+            </w:pPr>
             <w:r>
               <w:rPr>
                 <w:sz w:val="18"/>
@@ -5443,6 +6107,9 @@
             </w:tcMar>
           </w:tcPr>
           <w:p>
+            <w:pPr>
+              <w:keepNext w:val="0"/>
+            </w:pPr>
             <w:r>
               <w:rPr>
                 <w:sz w:val="18"/>
@@ -5462,6 +6129,9 @@
             </w:tcMar>
           </w:tcPr>
           <w:p>
+            <w:pPr>
+              <w:keepNext w:val="0"/>
+            </w:pPr>
             <w:r>
               <w:rPr>
                 <w:sz w:val="18"/>
@@ -5500,6 +6170,7 @@
         <w:trPr>
           <w:tblHeader w:val="true"/>
           <w:cantSplit/>
+          <w:tblHeader/>
         </w:trPr>
         <w:tc>
           <w:tcPr>
@@ -5513,6 +6184,9 @@
             </w:tcMar>
           </w:tcPr>
           <w:p>
+            <w:pPr>
+              <w:keepNext w:val="0"/>
+            </w:pPr>
             <w:r>
               <w:rPr>
                 <w:b/>
@@ -5535,6 +6209,9 @@
             </w:tcMar>
           </w:tcPr>
           <w:p>
+            <w:pPr>
+              <w:keepNext w:val="0"/>
+            </w:pPr>
             <w:r>
               <w:rPr>
                 <w:b/>
@@ -5561,6 +6238,9 @@
             </w:tcMar>
           </w:tcPr>
           <w:p>
+            <w:pPr>
+              <w:keepNext w:val="0"/>
+            </w:pPr>
             <w:r>
               <w:rPr>
                 <w:sz w:val="18"/>
@@ -5580,6 +6260,9 @@
             </w:tcMar>
           </w:tcPr>
           <w:p>
+            <w:pPr>
+              <w:keepNext w:val="0"/>
+            </w:pPr>
             <w:r>
               <w:rPr>
                 <w:sz w:val="18"/>
@@ -5604,6 +6287,9 @@
             </w:tcMar>
           </w:tcPr>
           <w:p>
+            <w:pPr>
+              <w:keepNext w:val="0"/>
+            </w:pPr>
             <w:r>
               <w:rPr>
                 <w:sz w:val="18"/>
@@ -5623,6 +6309,9 @@
             </w:tcMar>
           </w:tcPr>
           <w:p>
+            <w:pPr>
+              <w:keepNext w:val="0"/>
+            </w:pPr>
             <w:r>
               <w:rPr>
                 <w:sz w:val="18"/>
@@ -5647,6 +6336,9 @@
             </w:tcMar>
           </w:tcPr>
           <w:p>
+            <w:pPr>
+              <w:keepNext w:val="0"/>
+            </w:pPr>
             <w:r>
               <w:rPr>
                 <w:sz w:val="18"/>
@@ -5666,6 +6358,9 @@
             </w:tcMar>
           </w:tcPr>
           <w:p>
+            <w:pPr>
+              <w:keepNext w:val="0"/>
+            </w:pPr>
             <w:r>
               <w:rPr>
                 <w:sz w:val="18"/>
@@ -5690,6 +6385,9 @@
             </w:tcMar>
           </w:tcPr>
           <w:p>
+            <w:pPr>
+              <w:keepNext w:val="0"/>
+            </w:pPr>
             <w:r>
               <w:rPr>
                 <w:sz w:val="18"/>
@@ -5709,6 +6407,9 @@
             </w:tcMar>
           </w:tcPr>
           <w:p>
+            <w:pPr>
+              <w:keepNext w:val="0"/>
+            </w:pPr>
             <w:r>
               <w:rPr>
                 <w:sz w:val="18"/>
@@ -5733,6 +6434,9 @@
             </w:tcMar>
           </w:tcPr>
           <w:p>
+            <w:pPr>
+              <w:keepNext w:val="0"/>
+            </w:pPr>
             <w:r>
               <w:rPr>
                 <w:sz w:val="18"/>
@@ -5752,6 +6456,9 @@
             </w:tcMar>
           </w:tcPr>
           <w:p>
+            <w:pPr>
+              <w:keepNext w:val="0"/>
+            </w:pPr>
             <w:r>
               <w:rPr>
                 <w:sz w:val="18"/>
@@ -5776,6 +6483,9 @@
             </w:tcMar>
           </w:tcPr>
           <w:p>
+            <w:pPr>
+              <w:keepNext w:val="0"/>
+            </w:pPr>
             <w:r>
               <w:rPr>
                 <w:sz w:val="18"/>
@@ -5795,6 +6505,9 @@
             </w:tcMar>
           </w:tcPr>
           <w:p>
+            <w:pPr>
+              <w:keepNext w:val="0"/>
+            </w:pPr>
             <w:r>
               <w:rPr>
                 <w:sz w:val="18"/>
@@ -5819,6 +6532,9 @@
             </w:tcMar>
           </w:tcPr>
           <w:p>
+            <w:pPr>
+              <w:keepNext w:val="0"/>
+            </w:pPr>
             <w:r>
               <w:rPr>
                 <w:sz w:val="18"/>
@@ -5838,6 +6554,9 @@
             </w:tcMar>
           </w:tcPr>
           <w:p>
+            <w:pPr>
+              <w:keepNext w:val="0"/>
+            </w:pPr>
             <w:r>
               <w:rPr>
                 <w:sz w:val="18"/>
@@ -5862,6 +6581,9 @@
             </w:tcMar>
           </w:tcPr>
           <w:p>
+            <w:pPr>
+              <w:keepNext w:val="0"/>
+            </w:pPr>
             <w:r>
               <w:rPr>
                 <w:sz w:val="18"/>
@@ -5881,6 +6603,9 @@
             </w:tcMar>
           </w:tcPr>
           <w:p>
+            <w:pPr>
+              <w:keepNext w:val="0"/>
+            </w:pPr>
             <w:r>
               <w:rPr>
                 <w:sz w:val="18"/>
@@ -5905,6 +6630,9 @@
             </w:tcMar>
           </w:tcPr>
           <w:p>
+            <w:pPr>
+              <w:keepNext w:val="0"/>
+            </w:pPr>
             <w:r>
               <w:rPr>
                 <w:sz w:val="18"/>
@@ -5924,6 +6652,9 @@
             </w:tcMar>
           </w:tcPr>
           <w:p>
+            <w:pPr>
+              <w:keepNext w:val="0"/>
+            </w:pPr>
             <w:r>
               <w:rPr>
                 <w:sz w:val="18"/>
@@ -5948,6 +6679,9 @@
             </w:tcMar>
           </w:tcPr>
           <w:p>
+            <w:pPr>
+              <w:keepNext w:val="0"/>
+            </w:pPr>
             <w:r>
               <w:rPr>
                 <w:sz w:val="18"/>
@@ -5967,6 +6701,9 @@
             </w:tcMar>
           </w:tcPr>
           <w:p>
+            <w:pPr>
+              <w:keepNext w:val="0"/>
+            </w:pPr>
             <w:r>
               <w:rPr>
                 <w:sz w:val="18"/>
@@ -5991,6 +6728,9 @@
             </w:tcMar>
           </w:tcPr>
           <w:p>
+            <w:pPr>
+              <w:keepNext w:val="0"/>
+            </w:pPr>
             <w:r>
               <w:rPr>
                 <w:sz w:val="18"/>
@@ -6010,6 +6750,9 @@
             </w:tcMar>
           </w:tcPr>
           <w:p>
+            <w:pPr>
+              <w:keepNext w:val="0"/>
+            </w:pPr>
             <w:r>
               <w:rPr>
                 <w:sz w:val="18"/>
@@ -6029,7 +6772,7 @@
       <w:headerReference w:type="default" r:id="rId9"/>
       <w:footerReference w:type="default" r:id="rId10"/>
       <w:pgSz w:w="12240" w:h="15840"/>
-      <w:pgMar w:top="936" w:right="1037" w:bottom="936" w:left="1037" w:header="720" w:footer="720" w:gutter="0"/>
+      <w:pgMar w:top="1512" w:right="1037" w:bottom="1080" w:left="1037" w:header="720" w:footer="504" w:gutter="0"/>
       <w:cols w:space="720"/>
       <w:docGrid w:linePitch="360"/>
     </w:sectPr>
@@ -6833,16 +7576,13 @@
     <w:rsid w:val="00FC693F"/>
     <w:pPr>
       <w:keepNext/>
-      <w:pBdr>
-        <w:bottom w:val="single" w:sz="8" w:space="4" w:color="4F81BD" w:themeColor="accent1"/>
-      </w:pBdr>
       <w:spacing w:after="80" w:line="240" w:lineRule="auto" w:before="160"/>
       <w:contextualSpacing/>
     </w:pPr>
     <w:rPr>
       <w:rFonts w:asciiTheme="majorHAnsi" w:eastAsiaTheme="majorEastAsia" w:hAnsiTheme="majorHAnsi" w:cstheme="majorBidi" w:ascii="Arial" w:hAnsi="Arial"/>
       <w:b/>
-      <w:color w:val="0B1722"/>
+      <w:color w:val="000000"/>
       <w:spacing w:val="5"/>
       <w:kern w:val="28"/>
       <w:sz w:val="56"/>

--- a/docs/manuals/03_ETIS_Engineering_Studio_Architecture_and_Detailed_Design.docx
+++ b/docs/manuals/03_ETIS_Engineering_Studio_Architecture_and_Detailed_Design.docx
@@ -2976,7 +2976,7 @@
     </w:p>
     <w:p>
       <w:r>
-        <w:t>Production defaults remain legacy reasoning and legacy planning. Shadow validator/planner/selector/realizer evaluation remains internal and does not replace student-visible authority. This release introduces no PR5 authority transfer, database migration or course-model change.</w:t>
+        <w:t>Accepted production uses shadow/shadow evaluation with legacy student-visible authority. Shadow validator/planner/selector/realizer evaluation remains internal and does not replace student-visible authority. This release introduces no PR5 authority transfer, database migration or course-model change.</w:t>
       </w:r>
     </w:p>
     <w:p>

--- a/docs/manuals/03_ETIS_Engineering_Studio_Architecture_and_Detailed_Design.docx
+++ b/docs/manuals/03_ETIS_Engineering_Studio_Architecture_and_Detailed_Design.docx
@@ -37,7 +37,7 @@
     </w:p>
     <w:p>
       <w:r>
-        <w:t>v0.18.0 manual edition. Software release candidate; publication follows deployment acceptance.</w:t>
+        <w:t>v0.18.0 release manual edition. Production acceptance has separate source and deployment provenance.</w:t>
       </w:r>
     </w:p>
     <w:tbl>

--- a/docs/manuals/03_ETIS_Engineering_Studio_Architecture_and_Detailed_Design.docx
+++ b/docs/manuals/03_ETIS_Engineering_Studio_Architecture_and_Detailed_Design.docx
@@ -37,7 +37,7 @@
     </w:p>
     <w:p>
       <w:r>
-        <w:t>v0.18.0 release manual edition. Production acceptance has separate source and deployment provenance.</w:t>
+        <w:t>v0.18.1 candidate manual edition. Local UI validation only; production remains accepted v0.18.0 until protected deployment and human acceptance.</w:t>
       </w:r>
     </w:p>
     <w:tbl>
@@ -6768,6 +6768,84 @@
         <w:spacing w:after="40"/>
       </w:pPr>
     </w:p>
+    <w:p>
+      <w:r>
+        <w:br w:type="page"/>
+      </w:r>
+    </w:p>
+    <w:p>
+      <w:pPr>
+        <w:pStyle w:val="Heading1"/>
+      </w:pPr>
+      <w:r>
+        <w:t>Student review lifecycle and UI authority — v0.18.1 candidate</w:t>
+      </w:r>
+    </w:p>
+    <w:p>
+      <w:pPr>
+        <w:pStyle w:val="Heading2"/>
+      </w:pPr>
+      <w:r>
+        <w:t>View state versus session state</w:t>
+      </w:r>
+    </w:p>
+    <w:p>
+      <w:r>
+        <w:t>Selected/currently viewing is a client context pointer. Open/finished is persisted session status. Several review sessions may remain open, but the UI displays one at a time. Finished sessions cannot accept new student messages.</w:t>
+      </w:r>
+    </w:p>
+    <w:p>
+      <w:pPr>
+        <w:pStyle w:val="Heading2"/>
+      </w:pPr>
+      <w:r>
+        <w:t>Frozen evidence</w:t>
+      </w:r>
+    </w:p>
+    <w:p>
+      <w:r>
+        <w:t>Review session FACT is tied to a phase, commit, captured time and frozen snapshot ID. Evidence Room may show the latest saved phase snapshot, which can differ from the selected review. UI mismatch warning and original-evidence inspection must not rebind or backfill the old review.</w:t>
+      </w:r>
+    </w:p>
+    <w:p>
+      <w:pPr>
+        <w:pStyle w:val="Heading2"/>
+      </w:pPr>
+      <w:r>
+        <w:t>Snapshot reuse</w:t>
+      </w:r>
+    </w:p>
+    <w:p>
+      <w:r>
+        <w:t>Two review sessions may reference one frozen evidence snapshot if phase and repository revision are unchanged. New session creation must not imply new repository work or a new scan when no evidence changed.</w:t>
+      </w:r>
+    </w:p>
+    <w:p>
+      <w:pPr>
+        <w:pStyle w:val="Heading2"/>
+      </w:pPr>
+      <w:r>
+        <w:t>Navigation and drafts</w:t>
+      </w:r>
+    </w:p>
+    <w:p>
+      <w:r>
+        <w:t>Room switching, history navigation and review-start/finish must preserve unsent drafts and prior discussions. Accessibility and failure recovery cover scrolling, keyboard, pending operations and uncertain responses. A user who is reading earlier turns must not be forcibly scrolled to the latest response by unrelated updates.</w:t>
+      </w:r>
+    </w:p>
+    <w:p>
+      <w:pPr>
+        <w:pStyle w:val="Heading2"/>
+      </w:pPr>
+      <w:r>
+        <w:t>Local simulation boundary</w:t>
+      </w:r>
+    </w:p>
+    <w:p>
+      <w:r>
+        <w:t>tools/student_ui_simulator.py provides loopback-only synthetic API behavior for visual and workflow tests. It is not an alternate review engine, student data source or production route. No analytic authority, grade, identity or database migration is authorized.</w:t>
+      </w:r>
+    </w:p>
     <w:sectPr>
       <w:headerReference w:type="default" r:id="rId9"/>
       <w:footerReference w:type="default" r:id="rId10"/>
